--- a/.claude/skills/review-internal/Reactome_InternalReview_TEMPLATE.docx
+++ b/.claude/skills/review-internal/Reactome_InternalReview_TEMPLATE.docx
@@ -72,7 +72,7 @@
                 <w:sz w:val="20"/>
                 <w:szCs w:val="20"/>
               </w:rPr>
-              <w:t xml:space="preserve">Generated by /curation-review Claude Code skill</w:t>
+              <w:t xml:space="preserve">Generated by /review-internal Claude Code skill</w:t>
             </w:r>
           </w:p>
         </w:tc>
@@ -619,6 +619,162 @@
                 <w:szCs w:val="20"/>
               </w:rPr>
               <w:t xml:space="preserve">YYYY-MM-DD</w:t>
+            </w:r>
+          </w:p>
+        </w:tc>
+      </w:tr>
+    </w:tbl>
+    <w:tbl>
+      <w:tblPr>
+        <w:tblW w:type="dxa" w:w="9360"/>
+        <w:tblBorders>
+          <w:top w:val="single" w:color="auto" w:sz="4"/>
+          <w:left w:val="single" w:color="auto" w:sz="4"/>
+          <w:bottom w:val="single" w:color="auto" w:sz="4"/>
+          <w:right w:val="single" w:color="auto" w:sz="4"/>
+          <w:insideH w:val="single" w:color="auto" w:sz="4"/>
+          <w:insideV w:val="single" w:color="auto" w:sz="4"/>
+        </w:tblBorders>
+      </w:tblPr>
+      <w:tblGrid>
+        <w:gridCol w:w="2200"/>
+        <w:gridCol w:w="7160"/>
+      </w:tblGrid>
+      <w:tr>
+        <w:tc>
+          <w:tcPr>
+            <w:tcBorders>
+              <w:top w:val="single" w:color="CCCCCC" w:sz="1"/>
+              <w:left w:val="single" w:color="CCCCCC" w:sz="1"/>
+              <w:bottom w:val="single" w:color="CCCCCC" w:sz="1"/>
+              <w:right w:val="single" w:color="CCCCCC" w:sz="1"/>
+            </w:tcBorders>
+            <w:shd w:fill="F2F2F2" w:val="clear"/>
+            <w:tcMar>
+              <w:top w:type="dxa" w:w="60"/>
+              <w:left w:type="dxa" w:w="120"/>
+              <w:bottom w:type="dxa" w:w="60"/>
+              <w:right w:type="dxa" w:w="120"/>
+            </w:tcMar>
+          </w:tcPr>
+          <w:p>
+            <w:r>
+              <w:rPr>
+                <w:rFonts w:ascii="Arial" w:cs="Arial" w:eastAsia="Arial" w:hAnsi="Arial"/>
+                <w:b/>
+                <w:bCs/>
+                <w:sz w:val="22"/>
+                <w:szCs w:val="22"/>
+              </w:rPr>
+              <w:t>Release</w:t>
+            </w:r>
+          </w:p>
+        </w:tc>
+        <w:tc>
+          <w:tcPr>
+            <w:tcBorders>
+              <w:top w:val="single" w:color="CCCCCC" w:sz="1"/>
+              <w:left w:val="single" w:color="CCCCCC" w:sz="1"/>
+              <w:bottom w:val="single" w:color="CCCCCC" w:sz="1"/>
+              <w:right w:val="single" w:color="CCCCCC" w:sz="1"/>
+            </w:tcBorders>
+            <w:shd w:fill="FFFFFF" w:val="clear"/>
+            <w:tcMar>
+              <w:top w:type="dxa" w:w="60"/>
+              <w:left w:type="dxa" w:w="120"/>
+              <w:bottom w:type="dxa" w:w="60"/>
+              <w:right w:type="dxa" w:w="120"/>
+            </w:tcMar>
+          </w:tcPr>
+          <w:p>
+            <w:r>
+              <w:rPr>
+                <w:rFonts w:ascii="Arial" w:cs="Arial" w:eastAsia="Arial" w:hAnsi="Arial"/>
+                <w:i/>
+                <w:iCs/>
+                <w:color w:val="AAAAAA"/>
+                <w:sz w:val="20"/>
+                <w:szCs w:val="20"/>
+              </w:rPr>
+              <w:t>V95 — release this review is filed under</w:t>
+            </w:r>
+          </w:p>
+        </w:tc>
+      </w:tr>
+    </w:tbl>
+    <w:tbl>
+      <w:tblPr>
+        <w:tblW w:type="dxa" w:w="9360"/>
+        <w:tblBorders>
+          <w:top w:val="single" w:color="auto" w:sz="4"/>
+          <w:left w:val="single" w:color="auto" w:sz="4"/>
+          <w:bottom w:val="single" w:color="auto" w:sz="4"/>
+          <w:right w:val="single" w:color="auto" w:sz="4"/>
+          <w:insideH w:val="single" w:color="auto" w:sz="4"/>
+          <w:insideV w:val="single" w:color="auto" w:sz="4"/>
+        </w:tblBorders>
+      </w:tblPr>
+      <w:tblGrid>
+        <w:gridCol w:w="2200"/>
+        <w:gridCol w:w="7160"/>
+      </w:tblGrid>
+      <w:tr>
+        <w:tc>
+          <w:tcPr>
+            <w:tcBorders>
+              <w:top w:val="single" w:color="CCCCCC" w:sz="1"/>
+              <w:left w:val="single" w:color="CCCCCC" w:sz="1"/>
+              <w:bottom w:val="single" w:color="CCCCCC" w:sz="1"/>
+              <w:right w:val="single" w:color="CCCCCC" w:sz="1"/>
+            </w:tcBorders>
+            <w:shd w:fill="F2F2F2" w:val="clear"/>
+            <w:tcMar>
+              <w:top w:type="dxa" w:w="60"/>
+              <w:left w:type="dxa" w:w="120"/>
+              <w:bottom w:type="dxa" w:w="60"/>
+              <w:right w:type="dxa" w:w="120"/>
+            </w:tcMar>
+          </w:tcPr>
+          <w:p>
+            <w:r>
+              <w:rPr>
+                <w:rFonts w:ascii="Arial" w:cs="Arial" w:eastAsia="Arial" w:hAnsi="Arial"/>
+                <w:b/>
+                <w:bCs/>
+                <w:sz w:val="22"/>
+                <w:szCs w:val="22"/>
+              </w:rPr>
+              <w:t>Upload to</w:t>
+            </w:r>
+          </w:p>
+        </w:tc>
+        <w:tc>
+          <w:tcPr>
+            <w:tcBorders>
+              <w:top w:val="single" w:color="CCCCCC" w:sz="1"/>
+              <w:left w:val="single" w:color="CCCCCC" w:sz="1"/>
+              <w:bottom w:val="single" w:color="CCCCCC" w:sz="1"/>
+              <w:right w:val="single" w:color="CCCCCC" w:sz="1"/>
+            </w:tcBorders>
+            <w:shd w:fill="FFFFFF" w:val="clear"/>
+            <w:tcMar>
+              <w:top w:type="dxa" w:w="60"/>
+              <w:left w:type="dxa" w:w="120"/>
+              <w:bottom w:type="dxa" w:w="60"/>
+              <w:right w:type="dxa" w:w="120"/>
+            </w:tcMar>
+          </w:tcPr>
+          <w:p>
+            <w:r>
+              <w:rPr>
+                <w:rFonts w:ascii="Arial" w:cs="Arial" w:eastAsia="Arial" w:hAnsi="Arial"/>
+                <w:i/>
+                <w:iCs/>
+                <w:color w:val="AAAAAA"/>
+                <w:sz w:val="20"/>
+                <w:szCs w:val="20"/>
+              </w:rPr>
+              <w:t>https://drive.google.com/drive/folders/1J_T0-Ihx8hdsNv75pvrsJqjYwJo3gYpP (the &lt;release&gt; subfolder — create it if it does not exist)</w:t>
             </w:r>
           </w:p>
         </w:tc>
@@ -7746,7 +7902,7 @@
           <w:sz w:val="20"/>
           <w:szCs w:val="20"/>
         </w:rPr>
-        <w:t xml:space="preserve">All issues from Sections 1–5 consolidated in one table, including all Section 1.3 entity chain mismatches. Sorted HIGH → MEDIUM → LOW within each type.</w:t>
+        <w:t xml:space="preserve">All issues from Sections 1–7 consolidated in one table, including all Section 1.3 entity chain mismatches and all Section 7 naming violations. Sorted HIGH → MEDIUM → LOW within each type.</w:t>
       </w:r>
     </w:p>
     <w:p>
@@ -9055,6 +9211,1181 @@
               <w:bottom w:val="none" w:color="FFFFFF" w:sz="0"/>
               <w:right w:val="none" w:color="FFFFFF" w:sz="0"/>
             </w:tcBorders>
+            <w:shd w:fill="1F3864" w:val="clear"/>
+            <w:tcMar>
+              <w:top w:type="dxa" w:w="80"/>
+              <w:left w:type="dxa" w:w="160"/>
+              <w:bottom w:type="dxa" w:w="80"/>
+              <w:right w:type="dxa" w:w="160"/>
+            </w:tcMar>
+          </w:tcPr>
+          <w:p>
+            <w:r>
+              <w:rPr>
+                <w:rFonts w:ascii="Arial" w:cs="Arial" w:eastAsia="Arial" w:hAnsi="Arial"/>
+                <w:b/>
+                <w:bCs/>
+                <w:color w:val="FFFFFF"/>
+                <w:sz w:val="26"/>
+                <w:szCs w:val="26"/>
+              </w:rPr>
+              <w:t>Section 7 — Entity and Event Name Conventions</w:t>
+            </w:r>
+          </w:p>
+        </w:tc>
+      </w:tr>
+    </w:tbl>
+    <w:p>
+      <w:pPr>
+        <w:spacing w:after="80" w:before="0"/>
+        <w:ind w:left="360"/>
+      </w:pPr>
+      <w:r>
+        <w:rPr>
+          <w:rFonts w:ascii="Arial" w:cs="Arial" w:eastAsia="Arial" w:hAnsi="Arial"/>
+          <w:i/>
+          <w:iCs/>
+          <w:color w:val="595959"/>
+          <w:sz w:val="20"/>
+          <w:szCs w:val="20"/>
+        </w:rPr>
+        <w:t>Check every entity and event name in the report against the Reactome controlled vocabulary (Jupe et al. 2014) and the associated naming rules. Record each violation in the findings table below and carry it into Section 6.</w:t>
+      </w:r>
+    </w:p>
+    <w:p>
+      <w:pPr>
+        <w:pStyle w:val="Heading3"/>
+        <w:spacing w:after="80" w:before="180"/>
+      </w:pPr>
+      <w:r>
+        <w:rPr>
+          <w:rFonts w:ascii="Arial" w:cs="Arial" w:eastAsia="Arial" w:hAnsi="Arial"/>
+          <w:b/>
+          <w:bCs/>
+          <w:color w:val="2E5F8A"/>
+          <w:sz w:val="24"/>
+          <w:szCs w:val="24"/>
+        </w:rPr>
+        <w:t>7.1  EWAS (protein/peptide) entity names</w:t>
+      </w:r>
+    </w:p>
+    <w:p>
+      <w:pPr>
+        <w:spacing w:after="80" w:before="0"/>
+        <w:ind w:left="360"/>
+      </w:pPr>
+      <w:r>
+        <w:rPr>
+          <w:rFonts w:ascii="Arial" w:cs="Arial" w:eastAsia="Arial" w:hAnsi="Arial"/>
+          <w:i/>
+          <w:iCs/>
+          <w:color w:val="595959"/>
+          <w:sz w:val="20"/>
+          <w:szCs w:val="20"/>
+        </w:rPr>
+        <w:t>HGNC gene symbol core, residue coordinates, PTM prefixes, and fragment/isoform notation.</w:t>
+      </w:r>
+    </w:p>
+    <w:p>
+      <w:pPr>
+        <w:pStyle w:val="Heading3"/>
+        <w:spacing w:after="80" w:before="180"/>
+      </w:pPr>
+      <w:r>
+        <w:rPr>
+          <w:rFonts w:ascii="Arial" w:cs="Arial" w:eastAsia="Arial" w:hAnsi="Arial"/>
+          <w:b/>
+          <w:bCs/>
+          <w:color w:val="2E5F8A"/>
+          <w:sz w:val="24"/>
+          <w:szCs w:val="24"/>
+        </w:rPr>
+        <w:t>7.2  Reaction/event names</w:t>
+      </w:r>
+    </w:p>
+    <w:p>
+      <w:pPr>
+        <w:spacing w:after="80" w:before="0"/>
+        <w:ind w:left="360"/>
+      </w:pPr>
+      <w:r>
+        <w:rPr>
+          <w:rFonts w:ascii="Arial" w:cs="Arial" w:eastAsia="Arial" w:hAnsi="Arial"/>
+          <w:i/>
+          <w:iCs/>
+          <w:color w:val="595959"/>
+          <w:sz w:val="20"/>
+          <w:szCs w:val="20"/>
+        </w:rPr>
+        <w:t>All 11 controlled-vocabulary reaction classes, including correct verb form and participant order.</w:t>
+      </w:r>
+    </w:p>
+    <w:p>
+      <w:pPr>
+        <w:pStyle w:val="Heading3"/>
+        <w:spacing w:after="80" w:before="180"/>
+      </w:pPr>
+      <w:r>
+        <w:rPr>
+          <w:rFonts w:ascii="Arial" w:cs="Arial" w:eastAsia="Arial" w:hAnsi="Arial"/>
+          <w:b/>
+          <w:bCs/>
+          <w:color w:val="2E5F8A"/>
+          <w:sz w:val="24"/>
+          <w:szCs w:val="24"/>
+        </w:rPr>
+        <w:t>7.3  Small molecule names</w:t>
+      </w:r>
+    </w:p>
+    <w:p>
+      <w:pPr>
+        <w:spacing w:after="80" w:before="0"/>
+        <w:ind w:left="360"/>
+      </w:pPr>
+      <w:r>
+        <w:rPr>
+          <w:rFonts w:ascii="Arial" w:cs="Arial" w:eastAsia="Arial" w:hAnsi="Arial"/>
+          <w:i/>
+          <w:iCs/>
+          <w:color w:val="595959"/>
+          <w:sz w:val="20"/>
+          <w:szCs w:val="20"/>
+        </w:rPr>
+        <w:t>Canonical ChEBI-aligned names; check against the small molecule renaming reference.</w:t>
+      </w:r>
+    </w:p>
+    <w:p>
+      <w:pPr>
+        <w:pStyle w:val="Heading3"/>
+        <w:spacing w:after="80" w:before="180"/>
+      </w:pPr>
+      <w:r>
+        <w:rPr>
+          <w:rFonts w:ascii="Arial" w:cs="Arial" w:eastAsia="Arial" w:hAnsi="Arial"/>
+          <w:b/>
+          <w:bCs/>
+          <w:color w:val="2E5F8A"/>
+          <w:sz w:val="24"/>
+          <w:szCs w:val="24"/>
+        </w:rPr>
+        <w:t>7.4  Complex names</w:t>
+      </w:r>
+    </w:p>
+    <w:p>
+      <w:pPr>
+        <w:spacing w:after="80" w:before="0"/>
+        <w:ind w:left="360"/>
+      </w:pPr>
+      <w:r>
+        <w:rPr>
+          <w:rFonts w:ascii="Arial" w:cs="Arial" w:eastAsia="Arial" w:hAnsi="Arial"/>
+          <w:i/>
+          <w:iCs/>
+          <w:color w:val="595959"/>
+          <w:sz w:val="20"/>
+          <w:szCs w:val="20"/>
+        </w:rPr>
+        <w:t>Colon separator between components; square-bracket notation for nested hierarchy.</w:t>
+      </w:r>
+    </w:p>
+    <w:p>
+      <w:pPr>
+        <w:pStyle w:val="Heading3"/>
+        <w:spacing w:after="80" w:before="180"/>
+      </w:pPr>
+      <w:r>
+        <w:rPr>
+          <w:rFonts w:ascii="Arial" w:cs="Arial" w:eastAsia="Arial" w:hAnsi="Arial"/>
+          <w:b/>
+          <w:bCs/>
+          <w:color w:val="2E5F8A"/>
+          <w:sz w:val="24"/>
+          <w:szCs w:val="24"/>
+        </w:rPr>
+        <w:t>7.5  Set names</w:t>
+      </w:r>
+    </w:p>
+    <w:p>
+      <w:pPr>
+        <w:spacing w:after="80" w:before="0"/>
+        <w:ind w:left="360"/>
+      </w:pPr>
+      <w:r>
+        <w:rPr>
+          <w:rFonts w:ascii="Arial" w:cs="Arial" w:eastAsia="Arial" w:hAnsi="Arial"/>
+          <w:i/>
+          <w:iCs/>
+          <w:color w:val="595959"/>
+          <w:sz w:val="20"/>
+          <w:szCs w:val="20"/>
+        </w:rPr>
+        <w:t>Comma separator with no spaces; round brackets around unverified candidate members.</w:t>
+      </w:r>
+    </w:p>
+    <w:tbl>
+      <w:tblPr>
+        <w:tblW w:type="dxa" w:w="9360"/>
+        <w:tblBorders>
+          <w:top w:val="single" w:color="auto" w:sz="4"/>
+          <w:left w:val="single" w:color="auto" w:sz="4"/>
+          <w:bottom w:val="single" w:color="auto" w:sz="4"/>
+          <w:right w:val="single" w:color="auto" w:sz="4"/>
+          <w:insideH w:val="single" w:color="auto" w:sz="4"/>
+          <w:insideV w:val="single" w:color="auto" w:sz="4"/>
+        </w:tblBorders>
+      </w:tblPr>
+      <w:tblGrid>
+        <w:gridCol w:w="760"/>
+        <w:gridCol w:w="1800"/>
+        <w:gridCol w:w="2400"/>
+        <w:gridCol w:w="1200"/>
+        <w:gridCol w:w="3200"/>
+      </w:tblGrid>
+      <w:tr>
+        <w:trPr>
+          <w:tblHeader/>
+        </w:trPr>
+        <w:tc>
+          <w:tcPr>
+            <w:tcW w:type="dxa" w:w="760"/>
+            <w:tcBorders>
+              <w:top w:val="single" w:color="1F3864" w:sz="1"/>
+              <w:left w:val="single" w:color="1F3864" w:sz="1"/>
+              <w:bottom w:val="single" w:color="1F3864" w:sz="1"/>
+              <w:right w:val="single" w:color="1F3864" w:sz="1"/>
+            </w:tcBorders>
+            <w:shd w:fill="1F3864" w:val="clear"/>
+            <w:tcMar>
+              <w:top w:type="dxa" w:w="60"/>
+              <w:left w:type="dxa" w:w="100"/>
+              <w:bottom w:type="dxa" w:w="60"/>
+              <w:right w:type="dxa" w:w="100"/>
+            </w:tcMar>
+          </w:tcPr>
+          <w:p>
+            <w:r>
+              <w:rPr>
+                <w:rFonts w:ascii="Arial" w:cs="Arial" w:eastAsia="Arial" w:hAnsi="Arial"/>
+                <w:b/>
+                <w:bCs/>
+                <w:color w:val="FFFFFF"/>
+                <w:sz w:val="20"/>
+                <w:szCs w:val="20"/>
+              </w:rPr>
+              <w:t>Priority</w:t>
+            </w:r>
+          </w:p>
+        </w:tc>
+        <w:tc>
+          <w:tcPr>
+            <w:tcW w:type="dxa" w:w="1800"/>
+            <w:tcBorders>
+              <w:top w:val="single" w:color="1F3864" w:sz="1"/>
+              <w:left w:val="single" w:color="1F3864" w:sz="1"/>
+              <w:bottom w:val="single" w:color="1F3864" w:sz="1"/>
+              <w:right w:val="single" w:color="1F3864" w:sz="1"/>
+            </w:tcBorders>
+            <w:shd w:fill="1F3864" w:val="clear"/>
+            <w:tcMar>
+              <w:top w:type="dxa" w:w="60"/>
+              <w:left w:type="dxa" w:w="100"/>
+              <w:bottom w:type="dxa" w:w="60"/>
+              <w:right w:type="dxa" w:w="100"/>
+            </w:tcMar>
+          </w:tcPr>
+          <w:p>
+            <w:r>
+              <w:rPr>
+                <w:rFonts w:ascii="Arial" w:cs="Arial" w:eastAsia="Arial" w:hAnsi="Arial"/>
+                <w:b/>
+                <w:bCs/>
+                <w:color w:val="FFFFFF"/>
+                <w:sz w:val="20"/>
+                <w:szCs w:val="20"/>
+              </w:rPr>
+              <w:t>Location (§)</w:t>
+            </w:r>
+          </w:p>
+        </w:tc>
+        <w:tc>
+          <w:tcPr>
+            <w:tcW w:type="dxa" w:w="2400"/>
+            <w:tcBorders>
+              <w:top w:val="single" w:color="1F3864" w:sz="1"/>
+              <w:left w:val="single" w:color="1F3864" w:sz="1"/>
+              <w:bottom w:val="single" w:color="1F3864" w:sz="1"/>
+              <w:right w:val="single" w:color="1F3864" w:sz="1"/>
+            </w:tcBorders>
+            <w:shd w:fill="1F3864" w:val="clear"/>
+            <w:tcMar>
+              <w:top w:type="dxa" w:w="60"/>
+              <w:left w:type="dxa" w:w="100"/>
+              <w:bottom w:type="dxa" w:w="60"/>
+              <w:right w:type="dxa" w:w="100"/>
+            </w:tcMar>
+          </w:tcPr>
+          <w:p>
+            <w:r>
+              <w:rPr>
+                <w:rFonts w:ascii="Arial" w:cs="Arial" w:eastAsia="Arial" w:hAnsi="Arial"/>
+                <w:b/>
+                <w:bCs/>
+                <w:color w:val="FFFFFF"/>
+                <w:sz w:val="20"/>
+                <w:szCs w:val="20"/>
+              </w:rPr>
+              <w:t>Name As Written</w:t>
+            </w:r>
+          </w:p>
+        </w:tc>
+        <w:tc>
+          <w:tcPr>
+            <w:tcW w:type="dxa" w:w="1200"/>
+            <w:tcBorders>
+              <w:top w:val="single" w:color="1F3864" w:sz="1"/>
+              <w:left w:val="single" w:color="1F3864" w:sz="1"/>
+              <w:bottom w:val="single" w:color="1F3864" w:sz="1"/>
+              <w:right w:val="single" w:color="1F3864" w:sz="1"/>
+            </w:tcBorders>
+            <w:shd w:fill="1F3864" w:val="clear"/>
+            <w:tcMar>
+              <w:top w:type="dxa" w:w="60"/>
+              <w:left w:type="dxa" w:w="100"/>
+              <w:bottom w:type="dxa" w:w="60"/>
+              <w:right w:type="dxa" w:w="100"/>
+            </w:tcMar>
+          </w:tcPr>
+          <w:p>
+            <w:r>
+              <w:rPr>
+                <w:rFonts w:ascii="Arial" w:cs="Arial" w:eastAsia="Arial" w:hAnsi="Arial"/>
+                <w:b/>
+                <w:bCs/>
+                <w:color w:val="FFFFFF"/>
+                <w:sz w:val="20"/>
+                <w:szCs w:val="20"/>
+              </w:rPr>
+              <w:t>Rule Violated</w:t>
+            </w:r>
+          </w:p>
+        </w:tc>
+        <w:tc>
+          <w:tcPr>
+            <w:tcW w:type="dxa" w:w="3200"/>
+            <w:tcBorders>
+              <w:top w:val="single" w:color="1F3864" w:sz="1"/>
+              <w:left w:val="single" w:color="1F3864" w:sz="1"/>
+              <w:bottom w:val="single" w:color="1F3864" w:sz="1"/>
+              <w:right w:val="single" w:color="1F3864" w:sz="1"/>
+            </w:tcBorders>
+            <w:shd w:fill="1F3864" w:val="clear"/>
+            <w:tcMar>
+              <w:top w:type="dxa" w:w="60"/>
+              <w:left w:type="dxa" w:w="100"/>
+              <w:bottom w:type="dxa" w:w="60"/>
+              <w:right w:type="dxa" w:w="100"/>
+            </w:tcMar>
+          </w:tcPr>
+          <w:p>
+            <w:r>
+              <w:rPr>
+                <w:rFonts w:ascii="Arial" w:cs="Arial" w:eastAsia="Arial" w:hAnsi="Arial"/>
+                <w:b/>
+                <w:bCs/>
+                <w:color w:val="FFFFFF"/>
+                <w:sz w:val="20"/>
+                <w:szCs w:val="20"/>
+              </w:rPr>
+              <w:t>Corrected Name</w:t>
+            </w:r>
+          </w:p>
+        </w:tc>
+      </w:tr>
+      <w:tr>
+        <w:tc>
+          <w:tcPr>
+            <w:tcW w:type="dxa" w:w="760"/>
+            <w:tcBorders>
+              <w:top w:val="single" w:color="CCCCCC" w:sz="1"/>
+              <w:left w:val="single" w:color="CCCCCC" w:sz="1"/>
+              <w:bottom w:val="single" w:color="CCCCCC" w:sz="1"/>
+              <w:right w:val="single" w:color="CCCCCC" w:sz="1"/>
+            </w:tcBorders>
+            <w:shd w:fill="FFFFFF" w:val="clear"/>
+            <w:tcMar>
+              <w:top w:type="dxa" w:w="60"/>
+              <w:left w:type="dxa" w:w="100"/>
+              <w:bottom w:type="dxa" w:w="60"/>
+              <w:right w:type="dxa" w:w="100"/>
+            </w:tcMar>
+          </w:tcPr>
+          <w:p>
+            <w:pPr>
+              <w:spacing w:after="200" w:before="0"/>
+            </w:pPr>
+            <w:r>
+              <w:rPr>
+                <w:rFonts w:ascii="Arial" w:cs="Arial" w:eastAsia="Arial" w:hAnsi="Arial"/>
+                <w:sz w:val="22"/>
+                <w:szCs w:val="22"/>
+              </w:rPr>
+            </w:r>
+          </w:p>
+        </w:tc>
+        <w:tc>
+          <w:tcPr>
+            <w:tcW w:type="dxa" w:w="1800"/>
+            <w:tcBorders>
+              <w:top w:val="single" w:color="CCCCCC" w:sz="1"/>
+              <w:left w:val="single" w:color="CCCCCC" w:sz="1"/>
+              <w:bottom w:val="single" w:color="CCCCCC" w:sz="1"/>
+              <w:right w:val="single" w:color="CCCCCC" w:sz="1"/>
+            </w:tcBorders>
+            <w:shd w:fill="FFFFFF" w:val="clear"/>
+            <w:tcMar>
+              <w:top w:type="dxa" w:w="60"/>
+              <w:left w:type="dxa" w:w="100"/>
+              <w:bottom w:type="dxa" w:w="60"/>
+              <w:right w:type="dxa" w:w="100"/>
+            </w:tcMar>
+          </w:tcPr>
+          <w:p>
+            <w:pPr>
+              <w:spacing w:after="200" w:before="0"/>
+            </w:pPr>
+            <w:r>
+              <w:rPr>
+                <w:rFonts w:ascii="Arial" w:cs="Arial" w:eastAsia="Arial" w:hAnsi="Arial"/>
+                <w:sz w:val="22"/>
+                <w:szCs w:val="22"/>
+              </w:rPr>
+            </w:r>
+          </w:p>
+        </w:tc>
+        <w:tc>
+          <w:tcPr>
+            <w:tcW w:type="dxa" w:w="2400"/>
+            <w:tcBorders>
+              <w:top w:val="single" w:color="CCCCCC" w:sz="1"/>
+              <w:left w:val="single" w:color="CCCCCC" w:sz="1"/>
+              <w:bottom w:val="single" w:color="CCCCCC" w:sz="1"/>
+              <w:right w:val="single" w:color="CCCCCC" w:sz="1"/>
+            </w:tcBorders>
+            <w:shd w:fill="FFFFFF" w:val="clear"/>
+            <w:tcMar>
+              <w:top w:type="dxa" w:w="60"/>
+              <w:left w:type="dxa" w:w="100"/>
+              <w:bottom w:type="dxa" w:w="60"/>
+              <w:right w:type="dxa" w:w="100"/>
+            </w:tcMar>
+          </w:tcPr>
+          <w:p>
+            <w:pPr>
+              <w:spacing w:after="200" w:before="0"/>
+            </w:pPr>
+            <w:r>
+              <w:rPr>
+                <w:rFonts w:ascii="Arial" w:cs="Arial" w:eastAsia="Arial" w:hAnsi="Arial"/>
+                <w:sz w:val="22"/>
+                <w:szCs w:val="22"/>
+              </w:rPr>
+            </w:r>
+          </w:p>
+        </w:tc>
+        <w:tc>
+          <w:tcPr>
+            <w:tcW w:type="dxa" w:w="1200"/>
+            <w:tcBorders>
+              <w:top w:val="single" w:color="CCCCCC" w:sz="1"/>
+              <w:left w:val="single" w:color="CCCCCC" w:sz="1"/>
+              <w:bottom w:val="single" w:color="CCCCCC" w:sz="1"/>
+              <w:right w:val="single" w:color="CCCCCC" w:sz="1"/>
+            </w:tcBorders>
+            <w:shd w:fill="FFFFFF" w:val="clear"/>
+            <w:tcMar>
+              <w:top w:type="dxa" w:w="60"/>
+              <w:left w:type="dxa" w:w="100"/>
+              <w:bottom w:type="dxa" w:w="60"/>
+              <w:right w:type="dxa" w:w="100"/>
+            </w:tcMar>
+          </w:tcPr>
+          <w:p>
+            <w:pPr>
+              <w:spacing w:after="200" w:before="0"/>
+            </w:pPr>
+            <w:r>
+              <w:rPr>
+                <w:rFonts w:ascii="Arial" w:cs="Arial" w:eastAsia="Arial" w:hAnsi="Arial"/>
+                <w:sz w:val="22"/>
+                <w:szCs w:val="22"/>
+              </w:rPr>
+            </w:r>
+          </w:p>
+        </w:tc>
+        <w:tc>
+          <w:tcPr>
+            <w:tcW w:type="dxa" w:w="3200"/>
+            <w:tcBorders>
+              <w:top w:val="single" w:color="CCCCCC" w:sz="1"/>
+              <w:left w:val="single" w:color="CCCCCC" w:sz="1"/>
+              <w:bottom w:val="single" w:color="CCCCCC" w:sz="1"/>
+              <w:right w:val="single" w:color="CCCCCC" w:sz="1"/>
+            </w:tcBorders>
+            <w:shd w:fill="FFFFFF" w:val="clear"/>
+            <w:tcMar>
+              <w:top w:type="dxa" w:w="60"/>
+              <w:left w:type="dxa" w:w="100"/>
+              <w:bottom w:type="dxa" w:w="60"/>
+              <w:right w:type="dxa" w:w="100"/>
+            </w:tcMar>
+          </w:tcPr>
+          <w:p>
+            <w:pPr>
+              <w:spacing w:after="200" w:before="0"/>
+            </w:pPr>
+            <w:r>
+              <w:rPr>
+                <w:rFonts w:ascii="Arial" w:cs="Arial" w:eastAsia="Arial" w:hAnsi="Arial"/>
+                <w:sz w:val="22"/>
+                <w:szCs w:val="22"/>
+              </w:rPr>
+            </w:r>
+          </w:p>
+        </w:tc>
+      </w:tr>
+      <w:tr>
+        <w:tc>
+          <w:tcPr>
+            <w:tcW w:type="dxa" w:w="760"/>
+            <w:tcBorders>
+              <w:top w:val="single" w:color="CCCCCC" w:sz="1"/>
+              <w:left w:val="single" w:color="CCCCCC" w:sz="1"/>
+              <w:bottom w:val="single" w:color="CCCCCC" w:sz="1"/>
+              <w:right w:val="single" w:color="CCCCCC" w:sz="1"/>
+            </w:tcBorders>
+            <w:shd w:fill="F2F2F2" w:val="clear"/>
+            <w:tcMar>
+              <w:top w:type="dxa" w:w="60"/>
+              <w:left w:type="dxa" w:w="100"/>
+              <w:bottom w:type="dxa" w:w="60"/>
+              <w:right w:type="dxa" w:w="100"/>
+            </w:tcMar>
+          </w:tcPr>
+          <w:p>
+            <w:pPr>
+              <w:spacing w:after="200" w:before="0"/>
+            </w:pPr>
+            <w:r>
+              <w:rPr>
+                <w:rFonts w:ascii="Arial" w:cs="Arial" w:eastAsia="Arial" w:hAnsi="Arial"/>
+                <w:sz w:val="22"/>
+                <w:szCs w:val="22"/>
+              </w:rPr>
+            </w:r>
+          </w:p>
+        </w:tc>
+        <w:tc>
+          <w:tcPr>
+            <w:tcW w:type="dxa" w:w="1800"/>
+            <w:tcBorders>
+              <w:top w:val="single" w:color="CCCCCC" w:sz="1"/>
+              <w:left w:val="single" w:color="CCCCCC" w:sz="1"/>
+              <w:bottom w:val="single" w:color="CCCCCC" w:sz="1"/>
+              <w:right w:val="single" w:color="CCCCCC" w:sz="1"/>
+            </w:tcBorders>
+            <w:shd w:fill="F2F2F2" w:val="clear"/>
+            <w:tcMar>
+              <w:top w:type="dxa" w:w="60"/>
+              <w:left w:type="dxa" w:w="100"/>
+              <w:bottom w:type="dxa" w:w="60"/>
+              <w:right w:type="dxa" w:w="100"/>
+            </w:tcMar>
+          </w:tcPr>
+          <w:p>
+            <w:pPr>
+              <w:spacing w:after="200" w:before="0"/>
+            </w:pPr>
+            <w:r>
+              <w:rPr>
+                <w:rFonts w:ascii="Arial" w:cs="Arial" w:eastAsia="Arial" w:hAnsi="Arial"/>
+                <w:sz w:val="22"/>
+                <w:szCs w:val="22"/>
+              </w:rPr>
+            </w:r>
+          </w:p>
+        </w:tc>
+        <w:tc>
+          <w:tcPr>
+            <w:tcW w:type="dxa" w:w="2400"/>
+            <w:tcBorders>
+              <w:top w:val="single" w:color="CCCCCC" w:sz="1"/>
+              <w:left w:val="single" w:color="CCCCCC" w:sz="1"/>
+              <w:bottom w:val="single" w:color="CCCCCC" w:sz="1"/>
+              <w:right w:val="single" w:color="CCCCCC" w:sz="1"/>
+            </w:tcBorders>
+            <w:shd w:fill="F2F2F2" w:val="clear"/>
+            <w:tcMar>
+              <w:top w:type="dxa" w:w="60"/>
+              <w:left w:type="dxa" w:w="100"/>
+              <w:bottom w:type="dxa" w:w="60"/>
+              <w:right w:type="dxa" w:w="100"/>
+            </w:tcMar>
+          </w:tcPr>
+          <w:p>
+            <w:pPr>
+              <w:spacing w:after="200" w:before="0"/>
+            </w:pPr>
+            <w:r>
+              <w:rPr>
+                <w:rFonts w:ascii="Arial" w:cs="Arial" w:eastAsia="Arial" w:hAnsi="Arial"/>
+                <w:sz w:val="22"/>
+                <w:szCs w:val="22"/>
+              </w:rPr>
+            </w:r>
+          </w:p>
+        </w:tc>
+        <w:tc>
+          <w:tcPr>
+            <w:tcW w:type="dxa" w:w="1200"/>
+            <w:tcBorders>
+              <w:top w:val="single" w:color="CCCCCC" w:sz="1"/>
+              <w:left w:val="single" w:color="CCCCCC" w:sz="1"/>
+              <w:bottom w:val="single" w:color="CCCCCC" w:sz="1"/>
+              <w:right w:val="single" w:color="CCCCCC" w:sz="1"/>
+            </w:tcBorders>
+            <w:shd w:fill="F2F2F2" w:val="clear"/>
+            <w:tcMar>
+              <w:top w:type="dxa" w:w="60"/>
+              <w:left w:type="dxa" w:w="100"/>
+              <w:bottom w:type="dxa" w:w="60"/>
+              <w:right w:type="dxa" w:w="100"/>
+            </w:tcMar>
+          </w:tcPr>
+          <w:p>
+            <w:pPr>
+              <w:spacing w:after="200" w:before="0"/>
+            </w:pPr>
+            <w:r>
+              <w:rPr>
+                <w:rFonts w:ascii="Arial" w:cs="Arial" w:eastAsia="Arial" w:hAnsi="Arial"/>
+                <w:sz w:val="22"/>
+                <w:szCs w:val="22"/>
+              </w:rPr>
+            </w:r>
+          </w:p>
+        </w:tc>
+        <w:tc>
+          <w:tcPr>
+            <w:tcW w:type="dxa" w:w="3200"/>
+            <w:tcBorders>
+              <w:top w:val="single" w:color="CCCCCC" w:sz="1"/>
+              <w:left w:val="single" w:color="CCCCCC" w:sz="1"/>
+              <w:bottom w:val="single" w:color="CCCCCC" w:sz="1"/>
+              <w:right w:val="single" w:color="CCCCCC" w:sz="1"/>
+            </w:tcBorders>
+            <w:shd w:fill="F2F2F2" w:val="clear"/>
+            <w:tcMar>
+              <w:top w:type="dxa" w:w="60"/>
+              <w:left w:type="dxa" w:w="100"/>
+              <w:bottom w:type="dxa" w:w="60"/>
+              <w:right w:type="dxa" w:w="100"/>
+            </w:tcMar>
+          </w:tcPr>
+          <w:p>
+            <w:pPr>
+              <w:spacing w:after="200" w:before="0"/>
+            </w:pPr>
+            <w:r>
+              <w:rPr>
+                <w:rFonts w:ascii="Arial" w:cs="Arial" w:eastAsia="Arial" w:hAnsi="Arial"/>
+                <w:sz w:val="22"/>
+                <w:szCs w:val="22"/>
+              </w:rPr>
+            </w:r>
+          </w:p>
+        </w:tc>
+      </w:tr>
+      <w:tr>
+        <w:tc>
+          <w:tcPr>
+            <w:tcW w:type="dxa" w:w="760"/>
+            <w:tcBorders>
+              <w:top w:val="single" w:color="CCCCCC" w:sz="1"/>
+              <w:left w:val="single" w:color="CCCCCC" w:sz="1"/>
+              <w:bottom w:val="single" w:color="CCCCCC" w:sz="1"/>
+              <w:right w:val="single" w:color="CCCCCC" w:sz="1"/>
+            </w:tcBorders>
+            <w:shd w:fill="FFFFFF" w:val="clear"/>
+            <w:tcMar>
+              <w:top w:type="dxa" w:w="60"/>
+              <w:left w:type="dxa" w:w="100"/>
+              <w:bottom w:type="dxa" w:w="60"/>
+              <w:right w:type="dxa" w:w="100"/>
+            </w:tcMar>
+          </w:tcPr>
+          <w:p>
+            <w:pPr>
+              <w:spacing w:after="200" w:before="0"/>
+            </w:pPr>
+            <w:r>
+              <w:rPr>
+                <w:rFonts w:ascii="Arial" w:cs="Arial" w:eastAsia="Arial" w:hAnsi="Arial"/>
+                <w:sz w:val="22"/>
+                <w:szCs w:val="22"/>
+              </w:rPr>
+            </w:r>
+          </w:p>
+        </w:tc>
+        <w:tc>
+          <w:tcPr>
+            <w:tcW w:type="dxa" w:w="1800"/>
+            <w:tcBorders>
+              <w:top w:val="single" w:color="CCCCCC" w:sz="1"/>
+              <w:left w:val="single" w:color="CCCCCC" w:sz="1"/>
+              <w:bottom w:val="single" w:color="CCCCCC" w:sz="1"/>
+              <w:right w:val="single" w:color="CCCCCC" w:sz="1"/>
+            </w:tcBorders>
+            <w:shd w:fill="FFFFFF" w:val="clear"/>
+            <w:tcMar>
+              <w:top w:type="dxa" w:w="60"/>
+              <w:left w:type="dxa" w:w="100"/>
+              <w:bottom w:type="dxa" w:w="60"/>
+              <w:right w:type="dxa" w:w="100"/>
+            </w:tcMar>
+          </w:tcPr>
+          <w:p>
+            <w:pPr>
+              <w:spacing w:after="200" w:before="0"/>
+            </w:pPr>
+            <w:r>
+              <w:rPr>
+                <w:rFonts w:ascii="Arial" w:cs="Arial" w:eastAsia="Arial" w:hAnsi="Arial"/>
+                <w:sz w:val="22"/>
+                <w:szCs w:val="22"/>
+              </w:rPr>
+            </w:r>
+          </w:p>
+        </w:tc>
+        <w:tc>
+          <w:tcPr>
+            <w:tcW w:type="dxa" w:w="2400"/>
+            <w:tcBorders>
+              <w:top w:val="single" w:color="CCCCCC" w:sz="1"/>
+              <w:left w:val="single" w:color="CCCCCC" w:sz="1"/>
+              <w:bottom w:val="single" w:color="CCCCCC" w:sz="1"/>
+              <w:right w:val="single" w:color="CCCCCC" w:sz="1"/>
+            </w:tcBorders>
+            <w:shd w:fill="FFFFFF" w:val="clear"/>
+            <w:tcMar>
+              <w:top w:type="dxa" w:w="60"/>
+              <w:left w:type="dxa" w:w="100"/>
+              <w:bottom w:type="dxa" w:w="60"/>
+              <w:right w:type="dxa" w:w="100"/>
+            </w:tcMar>
+          </w:tcPr>
+          <w:p>
+            <w:pPr>
+              <w:spacing w:after="200" w:before="0"/>
+            </w:pPr>
+            <w:r>
+              <w:rPr>
+                <w:rFonts w:ascii="Arial" w:cs="Arial" w:eastAsia="Arial" w:hAnsi="Arial"/>
+                <w:sz w:val="22"/>
+                <w:szCs w:val="22"/>
+              </w:rPr>
+            </w:r>
+          </w:p>
+        </w:tc>
+        <w:tc>
+          <w:tcPr>
+            <w:tcW w:type="dxa" w:w="1200"/>
+            <w:tcBorders>
+              <w:top w:val="single" w:color="CCCCCC" w:sz="1"/>
+              <w:left w:val="single" w:color="CCCCCC" w:sz="1"/>
+              <w:bottom w:val="single" w:color="CCCCCC" w:sz="1"/>
+              <w:right w:val="single" w:color="CCCCCC" w:sz="1"/>
+            </w:tcBorders>
+            <w:shd w:fill="FFFFFF" w:val="clear"/>
+            <w:tcMar>
+              <w:top w:type="dxa" w:w="60"/>
+              <w:left w:type="dxa" w:w="100"/>
+              <w:bottom w:type="dxa" w:w="60"/>
+              <w:right w:type="dxa" w:w="100"/>
+            </w:tcMar>
+          </w:tcPr>
+          <w:p>
+            <w:pPr>
+              <w:spacing w:after="200" w:before="0"/>
+            </w:pPr>
+            <w:r>
+              <w:rPr>
+                <w:rFonts w:ascii="Arial" w:cs="Arial" w:eastAsia="Arial" w:hAnsi="Arial"/>
+                <w:sz w:val="22"/>
+                <w:szCs w:val="22"/>
+              </w:rPr>
+            </w:r>
+          </w:p>
+        </w:tc>
+        <w:tc>
+          <w:tcPr>
+            <w:tcW w:type="dxa" w:w="3200"/>
+            <w:tcBorders>
+              <w:top w:val="single" w:color="CCCCCC" w:sz="1"/>
+              <w:left w:val="single" w:color="CCCCCC" w:sz="1"/>
+              <w:bottom w:val="single" w:color="CCCCCC" w:sz="1"/>
+              <w:right w:val="single" w:color="CCCCCC" w:sz="1"/>
+            </w:tcBorders>
+            <w:shd w:fill="FFFFFF" w:val="clear"/>
+            <w:tcMar>
+              <w:top w:type="dxa" w:w="60"/>
+              <w:left w:type="dxa" w:w="100"/>
+              <w:bottom w:type="dxa" w:w="60"/>
+              <w:right w:type="dxa" w:w="100"/>
+            </w:tcMar>
+          </w:tcPr>
+          <w:p>
+            <w:pPr>
+              <w:spacing w:after="200" w:before="0"/>
+            </w:pPr>
+            <w:r>
+              <w:rPr>
+                <w:rFonts w:ascii="Arial" w:cs="Arial" w:eastAsia="Arial" w:hAnsi="Arial"/>
+                <w:sz w:val="22"/>
+                <w:szCs w:val="22"/>
+              </w:rPr>
+            </w:r>
+          </w:p>
+        </w:tc>
+      </w:tr>
+      <w:tr>
+        <w:tc>
+          <w:tcPr>
+            <w:tcW w:type="dxa" w:w="760"/>
+            <w:tcBorders>
+              <w:top w:val="single" w:color="CCCCCC" w:sz="1"/>
+              <w:left w:val="single" w:color="CCCCCC" w:sz="1"/>
+              <w:bottom w:val="single" w:color="CCCCCC" w:sz="1"/>
+              <w:right w:val="single" w:color="CCCCCC" w:sz="1"/>
+            </w:tcBorders>
+            <w:shd w:fill="F2F2F2" w:val="clear"/>
+            <w:tcMar>
+              <w:top w:type="dxa" w:w="60"/>
+              <w:left w:type="dxa" w:w="100"/>
+              <w:bottom w:type="dxa" w:w="60"/>
+              <w:right w:type="dxa" w:w="100"/>
+            </w:tcMar>
+          </w:tcPr>
+          <w:p>
+            <w:pPr>
+              <w:spacing w:after="200" w:before="0"/>
+            </w:pPr>
+            <w:r>
+              <w:rPr>
+                <w:rFonts w:ascii="Arial" w:cs="Arial" w:eastAsia="Arial" w:hAnsi="Arial"/>
+                <w:sz w:val="22"/>
+                <w:szCs w:val="22"/>
+              </w:rPr>
+            </w:r>
+          </w:p>
+        </w:tc>
+        <w:tc>
+          <w:tcPr>
+            <w:tcW w:type="dxa" w:w="1800"/>
+            <w:tcBorders>
+              <w:top w:val="single" w:color="CCCCCC" w:sz="1"/>
+              <w:left w:val="single" w:color="CCCCCC" w:sz="1"/>
+              <w:bottom w:val="single" w:color="CCCCCC" w:sz="1"/>
+              <w:right w:val="single" w:color="CCCCCC" w:sz="1"/>
+            </w:tcBorders>
+            <w:shd w:fill="F2F2F2" w:val="clear"/>
+            <w:tcMar>
+              <w:top w:type="dxa" w:w="60"/>
+              <w:left w:type="dxa" w:w="100"/>
+              <w:bottom w:type="dxa" w:w="60"/>
+              <w:right w:type="dxa" w:w="100"/>
+            </w:tcMar>
+          </w:tcPr>
+          <w:p>
+            <w:pPr>
+              <w:spacing w:after="200" w:before="0"/>
+            </w:pPr>
+            <w:r>
+              <w:rPr>
+                <w:rFonts w:ascii="Arial" w:cs="Arial" w:eastAsia="Arial" w:hAnsi="Arial"/>
+                <w:sz w:val="22"/>
+                <w:szCs w:val="22"/>
+              </w:rPr>
+            </w:r>
+          </w:p>
+        </w:tc>
+        <w:tc>
+          <w:tcPr>
+            <w:tcW w:type="dxa" w:w="2400"/>
+            <w:tcBorders>
+              <w:top w:val="single" w:color="CCCCCC" w:sz="1"/>
+              <w:left w:val="single" w:color="CCCCCC" w:sz="1"/>
+              <w:bottom w:val="single" w:color="CCCCCC" w:sz="1"/>
+              <w:right w:val="single" w:color="CCCCCC" w:sz="1"/>
+            </w:tcBorders>
+            <w:shd w:fill="F2F2F2" w:val="clear"/>
+            <w:tcMar>
+              <w:top w:type="dxa" w:w="60"/>
+              <w:left w:type="dxa" w:w="100"/>
+              <w:bottom w:type="dxa" w:w="60"/>
+              <w:right w:type="dxa" w:w="100"/>
+            </w:tcMar>
+          </w:tcPr>
+          <w:p>
+            <w:pPr>
+              <w:spacing w:after="200" w:before="0"/>
+            </w:pPr>
+            <w:r>
+              <w:rPr>
+                <w:rFonts w:ascii="Arial" w:cs="Arial" w:eastAsia="Arial" w:hAnsi="Arial"/>
+                <w:sz w:val="22"/>
+                <w:szCs w:val="22"/>
+              </w:rPr>
+            </w:r>
+          </w:p>
+        </w:tc>
+        <w:tc>
+          <w:tcPr>
+            <w:tcW w:type="dxa" w:w="1200"/>
+            <w:tcBorders>
+              <w:top w:val="single" w:color="CCCCCC" w:sz="1"/>
+              <w:left w:val="single" w:color="CCCCCC" w:sz="1"/>
+              <w:bottom w:val="single" w:color="CCCCCC" w:sz="1"/>
+              <w:right w:val="single" w:color="CCCCCC" w:sz="1"/>
+            </w:tcBorders>
+            <w:shd w:fill="F2F2F2" w:val="clear"/>
+            <w:tcMar>
+              <w:top w:type="dxa" w:w="60"/>
+              <w:left w:type="dxa" w:w="100"/>
+              <w:bottom w:type="dxa" w:w="60"/>
+              <w:right w:type="dxa" w:w="100"/>
+            </w:tcMar>
+          </w:tcPr>
+          <w:p>
+            <w:pPr>
+              <w:spacing w:after="200" w:before="0"/>
+            </w:pPr>
+            <w:r>
+              <w:rPr>
+                <w:rFonts w:ascii="Arial" w:cs="Arial" w:eastAsia="Arial" w:hAnsi="Arial"/>
+                <w:sz w:val="22"/>
+                <w:szCs w:val="22"/>
+              </w:rPr>
+            </w:r>
+          </w:p>
+        </w:tc>
+        <w:tc>
+          <w:tcPr>
+            <w:tcW w:type="dxa" w:w="3200"/>
+            <w:tcBorders>
+              <w:top w:val="single" w:color="CCCCCC" w:sz="1"/>
+              <w:left w:val="single" w:color="CCCCCC" w:sz="1"/>
+              <w:bottom w:val="single" w:color="CCCCCC" w:sz="1"/>
+              <w:right w:val="single" w:color="CCCCCC" w:sz="1"/>
+            </w:tcBorders>
+            <w:shd w:fill="F2F2F2" w:val="clear"/>
+            <w:tcMar>
+              <w:top w:type="dxa" w:w="60"/>
+              <w:left w:type="dxa" w:w="100"/>
+              <w:bottom w:type="dxa" w:w="60"/>
+              <w:right w:type="dxa" w:w="100"/>
+            </w:tcMar>
+          </w:tcPr>
+          <w:p>
+            <w:pPr>
+              <w:spacing w:after="200" w:before="0"/>
+            </w:pPr>
+            <w:r>
+              <w:rPr>
+                <w:rFonts w:ascii="Arial" w:cs="Arial" w:eastAsia="Arial" w:hAnsi="Arial"/>
+                <w:sz w:val="22"/>
+                <w:szCs w:val="22"/>
+              </w:rPr>
+            </w:r>
+          </w:p>
+        </w:tc>
+      </w:tr>
+      <w:tr>
+        <w:tc>
+          <w:tcPr>
+            <w:tcW w:type="dxa" w:w="760"/>
+            <w:tcBorders>
+              <w:top w:val="single" w:color="CCCCCC" w:sz="1"/>
+              <w:left w:val="single" w:color="CCCCCC" w:sz="1"/>
+              <w:bottom w:val="single" w:color="CCCCCC" w:sz="1"/>
+              <w:right w:val="single" w:color="CCCCCC" w:sz="1"/>
+            </w:tcBorders>
+            <w:shd w:fill="FFFFFF" w:val="clear"/>
+            <w:tcMar>
+              <w:top w:type="dxa" w:w="60"/>
+              <w:left w:type="dxa" w:w="100"/>
+              <w:bottom w:type="dxa" w:w="60"/>
+              <w:right w:type="dxa" w:w="100"/>
+            </w:tcMar>
+          </w:tcPr>
+          <w:p>
+            <w:pPr>
+              <w:spacing w:after="200" w:before="0"/>
+            </w:pPr>
+            <w:r>
+              <w:rPr>
+                <w:rFonts w:ascii="Arial" w:cs="Arial" w:eastAsia="Arial" w:hAnsi="Arial"/>
+                <w:sz w:val="22"/>
+                <w:szCs w:val="22"/>
+              </w:rPr>
+            </w:r>
+          </w:p>
+        </w:tc>
+        <w:tc>
+          <w:tcPr>
+            <w:tcW w:type="dxa" w:w="1800"/>
+            <w:tcBorders>
+              <w:top w:val="single" w:color="CCCCCC" w:sz="1"/>
+              <w:left w:val="single" w:color="CCCCCC" w:sz="1"/>
+              <w:bottom w:val="single" w:color="CCCCCC" w:sz="1"/>
+              <w:right w:val="single" w:color="CCCCCC" w:sz="1"/>
+            </w:tcBorders>
+            <w:shd w:fill="FFFFFF" w:val="clear"/>
+            <w:tcMar>
+              <w:top w:type="dxa" w:w="60"/>
+              <w:left w:type="dxa" w:w="100"/>
+              <w:bottom w:type="dxa" w:w="60"/>
+              <w:right w:type="dxa" w:w="100"/>
+            </w:tcMar>
+          </w:tcPr>
+          <w:p>
+            <w:pPr>
+              <w:spacing w:after="200" w:before="0"/>
+            </w:pPr>
+            <w:r>
+              <w:rPr>
+                <w:rFonts w:ascii="Arial" w:cs="Arial" w:eastAsia="Arial" w:hAnsi="Arial"/>
+                <w:sz w:val="22"/>
+                <w:szCs w:val="22"/>
+              </w:rPr>
+            </w:r>
+          </w:p>
+        </w:tc>
+        <w:tc>
+          <w:tcPr>
+            <w:tcW w:type="dxa" w:w="2400"/>
+            <w:tcBorders>
+              <w:top w:val="single" w:color="CCCCCC" w:sz="1"/>
+              <w:left w:val="single" w:color="CCCCCC" w:sz="1"/>
+              <w:bottom w:val="single" w:color="CCCCCC" w:sz="1"/>
+              <w:right w:val="single" w:color="CCCCCC" w:sz="1"/>
+            </w:tcBorders>
+            <w:shd w:fill="FFFFFF" w:val="clear"/>
+            <w:tcMar>
+              <w:top w:type="dxa" w:w="60"/>
+              <w:left w:type="dxa" w:w="100"/>
+              <w:bottom w:type="dxa" w:w="60"/>
+              <w:right w:type="dxa" w:w="100"/>
+            </w:tcMar>
+          </w:tcPr>
+          <w:p>
+            <w:pPr>
+              <w:spacing w:after="200" w:before="0"/>
+            </w:pPr>
+            <w:r>
+              <w:rPr>
+                <w:rFonts w:ascii="Arial" w:cs="Arial" w:eastAsia="Arial" w:hAnsi="Arial"/>
+                <w:sz w:val="22"/>
+                <w:szCs w:val="22"/>
+              </w:rPr>
+            </w:r>
+          </w:p>
+        </w:tc>
+        <w:tc>
+          <w:tcPr>
+            <w:tcW w:type="dxa" w:w="1200"/>
+            <w:tcBorders>
+              <w:top w:val="single" w:color="CCCCCC" w:sz="1"/>
+              <w:left w:val="single" w:color="CCCCCC" w:sz="1"/>
+              <w:bottom w:val="single" w:color="CCCCCC" w:sz="1"/>
+              <w:right w:val="single" w:color="CCCCCC" w:sz="1"/>
+            </w:tcBorders>
+            <w:shd w:fill="FFFFFF" w:val="clear"/>
+            <w:tcMar>
+              <w:top w:type="dxa" w:w="60"/>
+              <w:left w:type="dxa" w:w="100"/>
+              <w:bottom w:type="dxa" w:w="60"/>
+              <w:right w:type="dxa" w:w="100"/>
+            </w:tcMar>
+          </w:tcPr>
+          <w:p>
+            <w:pPr>
+              <w:spacing w:after="200" w:before="0"/>
+            </w:pPr>
+            <w:r>
+              <w:rPr>
+                <w:rFonts w:ascii="Arial" w:cs="Arial" w:eastAsia="Arial" w:hAnsi="Arial"/>
+                <w:sz w:val="22"/>
+                <w:szCs w:val="22"/>
+              </w:rPr>
+            </w:r>
+          </w:p>
+        </w:tc>
+        <w:tc>
+          <w:tcPr>
+            <w:tcW w:type="dxa" w:w="3200"/>
+            <w:tcBorders>
+              <w:top w:val="single" w:color="CCCCCC" w:sz="1"/>
+              <w:left w:val="single" w:color="CCCCCC" w:sz="1"/>
+              <w:bottom w:val="single" w:color="CCCCCC" w:sz="1"/>
+              <w:right w:val="single" w:color="CCCCCC" w:sz="1"/>
+            </w:tcBorders>
+            <w:shd w:fill="FFFFFF" w:val="clear"/>
+            <w:tcMar>
+              <w:top w:type="dxa" w:w="60"/>
+              <w:left w:type="dxa" w:w="100"/>
+              <w:bottom w:type="dxa" w:w="60"/>
+              <w:right w:type="dxa" w:w="100"/>
+            </w:tcMar>
+          </w:tcPr>
+          <w:p>
+            <w:pPr>
+              <w:spacing w:after="200" w:before="0"/>
+            </w:pPr>
+            <w:r>
+              <w:rPr>
+                <w:rFonts w:ascii="Arial" w:cs="Arial" w:eastAsia="Arial" w:hAnsi="Arial"/>
+                <w:sz w:val="22"/>
+                <w:szCs w:val="22"/>
+              </w:rPr>
+            </w:r>
+          </w:p>
+        </w:tc>
+      </w:tr>
+    </w:tbl>
+    <w:tbl>
+      <w:tblPr>
+        <w:tblW w:type="dxa" w:w="9360"/>
+        <w:tblBorders>
+          <w:top w:val="single" w:color="auto" w:sz="4"/>
+          <w:left w:val="single" w:color="auto" w:sz="4"/>
+          <w:bottom w:val="single" w:color="auto" w:sz="4"/>
+          <w:right w:val="single" w:color="auto" w:sz="4"/>
+          <w:insideH w:val="single" w:color="auto" w:sz="4"/>
+          <w:insideV w:val="single" w:color="auto" w:sz="4"/>
+        </w:tblBorders>
+      </w:tblPr>
+      <w:tblGrid>
+        <w:gridCol w:w="9360"/>
+      </w:tblGrid>
+      <w:tr>
+        <w:tc>
+          <w:tcPr>
+            <w:tcBorders>
+              <w:top w:val="none" w:color="FFFFFF" w:sz="0"/>
+              <w:left w:val="none" w:color="FFFFFF" w:sz="0"/>
+              <w:bottom w:val="none" w:color="FFFFFF" w:sz="0"/>
+              <w:right w:val="none" w:color="FFFFFF" w:sz="0"/>
+            </w:tcBorders>
             <w:shd w:fill="2E5F8A" w:val="clear"/>
             <w:tcMar>
               <w:top w:type="dxa" w:w="80"/>
@@ -10003,7 +11334,7 @@
           <w:sz w:val="18"/>
           <w:szCs w:val="18"/>
         </w:rPr>
-        <w:t xml:space="preserve">Generated by the /curation-review Claude Code skill  |  reactome-curator-workflows  |  Curator Guide V94  |  </w:t>
+        <w:t xml:space="preserve">Generated by the /review-internal Claude Code skill  |  reactome-curator-workflows  |  Curator Guide V94  |  </w:t>
       </w:r>
       <w:r>
         <w:rPr>

--- a/.claude/skills/review-internal/Reactome_InternalReview_TEMPLATE.docx
+++ b/.claude/skills/review-internal/Reactome_InternalReview_TEMPLATE.docx
@@ -1193,6 +1193,798 @@
                 <w:szCs w:val="22"/>
               </w:rPr>
               <w:t xml:space="preserve"/>
+            </w:r>
+          </w:p>
+        </w:tc>
+      </w:tr>
+    </w:tbl>
+    <w:p>
+      <w:pPr>
+        <w:pStyle w:val="Heading2"/>
+        <w:spacing w:after="100" w:before="240"/>
+      </w:pPr>
+      <w:r>
+        <w:rPr>
+          <w:rFonts w:ascii="Arial" w:cs="Arial" w:eastAsia="Arial" w:hAnsi="Arial"/>
+          <w:b/>
+          <w:bCs/>
+          <w:color w:val="1F7A8C"/>
+          <w:sz w:val="26"/>
+          <w:szCs w:val="26"/>
+        </w:rPr>
+        <w:t>Critical Issues — Action Required</w:t>
+      </w:r>
+    </w:p>
+    <w:p>
+      <w:pPr>
+        <w:spacing w:after="80" w:before="0"/>
+        <w:ind w:left="360"/>
+      </w:pPr>
+      <w:r>
+        <w:rPr>
+          <w:rFonts w:ascii="Arial" w:cs="Arial" w:eastAsia="Arial" w:hAnsi="Arial"/>
+          <w:i/>
+          <w:iCs/>
+          <w:color w:val="595959"/>
+          <w:sz w:val="20"/>
+          <w:szCs w:val="20"/>
+        </w:rPr>
+        <w:t>Every HIGH-priority issue from Sections 1–7, so the required changes are visible without reading to the end. This is a subset of the Section 6 consolidated table — each row must also appear there. If no HIGH-priority issues were identified, state that here instead of leaving the table blank.</w:t>
+      </w:r>
+    </w:p>
+    <w:tbl>
+      <w:tblPr>
+        <w:tblW w:type="dxa" w:w="9360"/>
+        <w:tblBorders>
+          <w:top w:val="single" w:color="auto" w:sz="4"/>
+          <w:left w:val="single" w:color="auto" w:sz="4"/>
+          <w:bottom w:val="single" w:color="auto" w:sz="4"/>
+          <w:right w:val="single" w:color="auto" w:sz="4"/>
+          <w:insideH w:val="single" w:color="auto" w:sz="4"/>
+          <w:insideV w:val="single" w:color="auto" w:sz="4"/>
+        </w:tblBorders>
+      </w:tblPr>
+      <w:tblGrid>
+        <w:gridCol w:w="3200"/>
+        <w:gridCol w:w="2000"/>
+        <w:gridCol w:w="2400"/>
+        <w:gridCol w:w="760"/>
+      </w:tblGrid>
+      <w:tr>
+        <w:trPr>
+          <w:tblHeader/>
+        </w:trPr>
+        <w:tc>
+          <w:tcPr>
+            <w:tcW w:type="dxa" w:w="3200"/>
+            <w:tcBorders>
+              <w:top w:val="single" w:color="1F3864" w:sz="1"/>
+              <w:left w:val="single" w:color="1F3864" w:sz="1"/>
+              <w:bottom w:val="single" w:color="1F3864" w:sz="1"/>
+              <w:right w:val="single" w:color="1F3864" w:sz="1"/>
+            </w:tcBorders>
+            <w:shd w:fill="1F3864" w:val="clear"/>
+            <w:tcMar>
+              <w:top w:type="dxa" w:w="60"/>
+              <w:left w:type="dxa" w:w="100"/>
+              <w:bottom w:type="dxa" w:w="60"/>
+              <w:right w:type="dxa" w:w="100"/>
+            </w:tcMar>
+          </w:tcPr>
+          <w:p>
+            <w:r>
+              <w:rPr>
+                <w:rFonts w:ascii="Arial" w:cs="Arial" w:eastAsia="Arial" w:hAnsi="Arial"/>
+                <w:b/>
+                <w:bCs/>
+                <w:color w:val="FFFFFF"/>
+                <w:sz w:val="20"/>
+                <w:szCs w:val="20"/>
+              </w:rPr>
+              <w:t>Issue</w:t>
+            </w:r>
+          </w:p>
+        </w:tc>
+        <w:tc>
+          <w:tcPr>
+            <w:tcW w:type="dxa" w:w="2000"/>
+            <w:tcBorders>
+              <w:top w:val="single" w:color="1F3864" w:sz="1"/>
+              <w:left w:val="single" w:color="1F3864" w:sz="1"/>
+              <w:bottom w:val="single" w:color="1F3864" w:sz="1"/>
+              <w:right w:val="single" w:color="1F3864" w:sz="1"/>
+            </w:tcBorders>
+            <w:shd w:fill="1F3864" w:val="clear"/>
+            <w:tcMar>
+              <w:top w:type="dxa" w:w="60"/>
+              <w:left w:type="dxa" w:w="100"/>
+              <w:bottom w:type="dxa" w:w="60"/>
+              <w:right w:type="dxa" w:w="100"/>
+            </w:tcMar>
+          </w:tcPr>
+          <w:p>
+            <w:r>
+              <w:rPr>
+                <w:rFonts w:ascii="Arial" w:cs="Arial" w:eastAsia="Arial" w:hAnsi="Arial"/>
+                <w:b/>
+                <w:bCs/>
+                <w:color w:val="FFFFFF"/>
+                <w:sz w:val="20"/>
+                <w:szCs w:val="20"/>
+              </w:rPr>
+              <w:t>Section(s)</w:t>
+            </w:r>
+          </w:p>
+        </w:tc>
+        <w:tc>
+          <w:tcPr>
+            <w:tcW w:type="dxa" w:w="2400"/>
+            <w:tcBorders>
+              <w:top w:val="single" w:color="1F3864" w:sz="1"/>
+              <w:left w:val="single" w:color="1F3864" w:sz="1"/>
+              <w:bottom w:val="single" w:color="1F3864" w:sz="1"/>
+              <w:right w:val="single" w:color="1F3864" w:sz="1"/>
+            </w:tcBorders>
+            <w:shd w:fill="1F3864" w:val="clear"/>
+            <w:tcMar>
+              <w:top w:type="dxa" w:w="60"/>
+              <w:left w:type="dxa" w:w="100"/>
+              <w:bottom w:type="dxa" w:w="60"/>
+              <w:right w:type="dxa" w:w="100"/>
+            </w:tcMar>
+          </w:tcPr>
+          <w:p>
+            <w:r>
+              <w:rPr>
+                <w:rFonts w:ascii="Arial" w:cs="Arial" w:eastAsia="Arial" w:hAnsi="Arial"/>
+                <w:b/>
+                <w:bCs/>
+                <w:color w:val="FFFFFF"/>
+                <w:sz w:val="20"/>
+                <w:szCs w:val="20"/>
+              </w:rPr>
+              <w:t>Location (§)</w:t>
+            </w:r>
+          </w:p>
+        </w:tc>
+        <w:tc>
+          <w:tcPr>
+            <w:tcW w:type="dxa" w:w="760"/>
+            <w:tcBorders>
+              <w:top w:val="single" w:color="1F3864" w:sz="1"/>
+              <w:left w:val="single" w:color="1F3864" w:sz="1"/>
+              <w:bottom w:val="single" w:color="1F3864" w:sz="1"/>
+              <w:right w:val="single" w:color="1F3864" w:sz="1"/>
+            </w:tcBorders>
+            <w:shd w:fill="1F3864" w:val="clear"/>
+            <w:tcMar>
+              <w:top w:type="dxa" w:w="60"/>
+              <w:left w:type="dxa" w:w="100"/>
+              <w:bottom w:type="dxa" w:w="60"/>
+              <w:right w:type="dxa" w:w="100"/>
+            </w:tcMar>
+          </w:tcPr>
+          <w:p>
+            <w:r>
+              <w:rPr>
+                <w:rFonts w:ascii="Arial" w:cs="Arial" w:eastAsia="Arial" w:hAnsi="Arial"/>
+                <w:b/>
+                <w:bCs/>
+                <w:color w:val="FFFFFF"/>
+                <w:sz w:val="20"/>
+                <w:szCs w:val="20"/>
+              </w:rPr>
+              <w:t>Required Action</w:t>
+            </w:r>
+          </w:p>
+        </w:tc>
+      </w:tr>
+      <w:tr>
+        <w:tc>
+          <w:tcPr>
+            <w:tcW w:type="dxa" w:w="3200"/>
+            <w:tcBorders>
+              <w:top w:val="single" w:color="CCCCCC" w:sz="1"/>
+              <w:left w:val="single" w:color="CCCCCC" w:sz="1"/>
+              <w:bottom w:val="single" w:color="CCCCCC" w:sz="1"/>
+              <w:right w:val="single" w:color="CCCCCC" w:sz="1"/>
+            </w:tcBorders>
+            <w:shd w:fill="FFFFFF" w:val="clear"/>
+            <w:tcMar>
+              <w:top w:type="dxa" w:w="60"/>
+              <w:left w:type="dxa" w:w="100"/>
+              <w:bottom w:type="dxa" w:w="60"/>
+              <w:right w:type="dxa" w:w="100"/>
+            </w:tcMar>
+          </w:tcPr>
+          <w:p>
+            <w:pPr>
+              <w:spacing w:after="200" w:before="0"/>
+            </w:pPr>
+            <w:r>
+              <w:rPr>
+                <w:rFonts w:ascii="Arial" w:cs="Arial" w:eastAsia="Arial" w:hAnsi="Arial"/>
+                <w:sz w:val="22"/>
+                <w:szCs w:val="22"/>
+              </w:rPr>
+            </w:r>
+          </w:p>
+        </w:tc>
+        <w:tc>
+          <w:tcPr>
+            <w:tcW w:type="dxa" w:w="2000"/>
+            <w:tcBorders>
+              <w:top w:val="single" w:color="CCCCCC" w:sz="1"/>
+              <w:left w:val="single" w:color="CCCCCC" w:sz="1"/>
+              <w:bottom w:val="single" w:color="CCCCCC" w:sz="1"/>
+              <w:right w:val="single" w:color="CCCCCC" w:sz="1"/>
+            </w:tcBorders>
+            <w:shd w:fill="FFFFFF" w:val="clear"/>
+            <w:tcMar>
+              <w:top w:type="dxa" w:w="60"/>
+              <w:left w:type="dxa" w:w="100"/>
+              <w:bottom w:type="dxa" w:w="60"/>
+              <w:right w:type="dxa" w:w="100"/>
+            </w:tcMar>
+          </w:tcPr>
+          <w:p>
+            <w:pPr>
+              <w:spacing w:after="200" w:before="0"/>
+            </w:pPr>
+            <w:r>
+              <w:rPr>
+                <w:rFonts w:ascii="Arial" w:cs="Arial" w:eastAsia="Arial" w:hAnsi="Arial"/>
+                <w:sz w:val="22"/>
+                <w:szCs w:val="22"/>
+              </w:rPr>
+            </w:r>
+          </w:p>
+        </w:tc>
+        <w:tc>
+          <w:tcPr>
+            <w:tcW w:type="dxa" w:w="2400"/>
+            <w:tcBorders>
+              <w:top w:val="single" w:color="CCCCCC" w:sz="1"/>
+              <w:left w:val="single" w:color="CCCCCC" w:sz="1"/>
+              <w:bottom w:val="single" w:color="CCCCCC" w:sz="1"/>
+              <w:right w:val="single" w:color="CCCCCC" w:sz="1"/>
+            </w:tcBorders>
+            <w:shd w:fill="FFFFFF" w:val="clear"/>
+            <w:tcMar>
+              <w:top w:type="dxa" w:w="60"/>
+              <w:left w:type="dxa" w:w="100"/>
+              <w:bottom w:type="dxa" w:w="60"/>
+              <w:right w:type="dxa" w:w="100"/>
+            </w:tcMar>
+          </w:tcPr>
+          <w:p>
+            <w:pPr>
+              <w:spacing w:after="200" w:before="0"/>
+            </w:pPr>
+            <w:r>
+              <w:rPr>
+                <w:rFonts w:ascii="Arial" w:cs="Arial" w:eastAsia="Arial" w:hAnsi="Arial"/>
+                <w:sz w:val="22"/>
+                <w:szCs w:val="22"/>
+              </w:rPr>
+            </w:r>
+          </w:p>
+        </w:tc>
+        <w:tc>
+          <w:tcPr>
+            <w:tcW w:type="dxa" w:w="760"/>
+            <w:tcBorders>
+              <w:top w:val="single" w:color="CCCCCC" w:sz="1"/>
+              <w:left w:val="single" w:color="CCCCCC" w:sz="1"/>
+              <w:bottom w:val="single" w:color="CCCCCC" w:sz="1"/>
+              <w:right w:val="single" w:color="CCCCCC" w:sz="1"/>
+            </w:tcBorders>
+            <w:shd w:fill="FFFFFF" w:val="clear"/>
+            <w:tcMar>
+              <w:top w:type="dxa" w:w="60"/>
+              <w:left w:type="dxa" w:w="100"/>
+              <w:bottom w:type="dxa" w:w="60"/>
+              <w:right w:type="dxa" w:w="100"/>
+            </w:tcMar>
+          </w:tcPr>
+          <w:p>
+            <w:pPr>
+              <w:spacing w:after="200" w:before="0"/>
+            </w:pPr>
+            <w:r>
+              <w:rPr>
+                <w:rFonts w:ascii="Arial" w:cs="Arial" w:eastAsia="Arial" w:hAnsi="Arial"/>
+                <w:sz w:val="22"/>
+                <w:szCs w:val="22"/>
+              </w:rPr>
+            </w:r>
+          </w:p>
+        </w:tc>
+      </w:tr>
+      <w:tr>
+        <w:tc>
+          <w:tcPr>
+            <w:tcW w:type="dxa" w:w="3200"/>
+            <w:tcBorders>
+              <w:top w:val="single" w:color="CCCCCC" w:sz="1"/>
+              <w:left w:val="single" w:color="CCCCCC" w:sz="1"/>
+              <w:bottom w:val="single" w:color="CCCCCC" w:sz="1"/>
+              <w:right w:val="single" w:color="CCCCCC" w:sz="1"/>
+            </w:tcBorders>
+            <w:shd w:fill="F2F2F2" w:val="clear"/>
+            <w:tcMar>
+              <w:top w:type="dxa" w:w="60"/>
+              <w:left w:type="dxa" w:w="100"/>
+              <w:bottom w:type="dxa" w:w="60"/>
+              <w:right w:type="dxa" w:w="100"/>
+            </w:tcMar>
+          </w:tcPr>
+          <w:p>
+            <w:pPr>
+              <w:spacing w:after="200" w:before="0"/>
+            </w:pPr>
+            <w:r>
+              <w:rPr>
+                <w:rFonts w:ascii="Arial" w:cs="Arial" w:eastAsia="Arial" w:hAnsi="Arial"/>
+                <w:sz w:val="22"/>
+                <w:szCs w:val="22"/>
+              </w:rPr>
+            </w:r>
+          </w:p>
+        </w:tc>
+        <w:tc>
+          <w:tcPr>
+            <w:tcW w:type="dxa" w:w="2000"/>
+            <w:tcBorders>
+              <w:top w:val="single" w:color="CCCCCC" w:sz="1"/>
+              <w:left w:val="single" w:color="CCCCCC" w:sz="1"/>
+              <w:bottom w:val="single" w:color="CCCCCC" w:sz="1"/>
+              <w:right w:val="single" w:color="CCCCCC" w:sz="1"/>
+            </w:tcBorders>
+            <w:shd w:fill="F2F2F2" w:val="clear"/>
+            <w:tcMar>
+              <w:top w:type="dxa" w:w="60"/>
+              <w:left w:type="dxa" w:w="100"/>
+              <w:bottom w:type="dxa" w:w="60"/>
+              <w:right w:type="dxa" w:w="100"/>
+            </w:tcMar>
+          </w:tcPr>
+          <w:p>
+            <w:pPr>
+              <w:spacing w:after="200" w:before="0"/>
+            </w:pPr>
+            <w:r>
+              <w:rPr>
+                <w:rFonts w:ascii="Arial" w:cs="Arial" w:eastAsia="Arial" w:hAnsi="Arial"/>
+                <w:sz w:val="22"/>
+                <w:szCs w:val="22"/>
+              </w:rPr>
+            </w:r>
+          </w:p>
+        </w:tc>
+        <w:tc>
+          <w:tcPr>
+            <w:tcW w:type="dxa" w:w="2400"/>
+            <w:tcBorders>
+              <w:top w:val="single" w:color="CCCCCC" w:sz="1"/>
+              <w:left w:val="single" w:color="CCCCCC" w:sz="1"/>
+              <w:bottom w:val="single" w:color="CCCCCC" w:sz="1"/>
+              <w:right w:val="single" w:color="CCCCCC" w:sz="1"/>
+            </w:tcBorders>
+            <w:shd w:fill="F2F2F2" w:val="clear"/>
+            <w:tcMar>
+              <w:top w:type="dxa" w:w="60"/>
+              <w:left w:type="dxa" w:w="100"/>
+              <w:bottom w:type="dxa" w:w="60"/>
+              <w:right w:type="dxa" w:w="100"/>
+            </w:tcMar>
+          </w:tcPr>
+          <w:p>
+            <w:pPr>
+              <w:spacing w:after="200" w:before="0"/>
+            </w:pPr>
+            <w:r>
+              <w:rPr>
+                <w:rFonts w:ascii="Arial" w:cs="Arial" w:eastAsia="Arial" w:hAnsi="Arial"/>
+                <w:sz w:val="22"/>
+                <w:szCs w:val="22"/>
+              </w:rPr>
+            </w:r>
+          </w:p>
+        </w:tc>
+        <w:tc>
+          <w:tcPr>
+            <w:tcW w:type="dxa" w:w="760"/>
+            <w:tcBorders>
+              <w:top w:val="single" w:color="CCCCCC" w:sz="1"/>
+              <w:left w:val="single" w:color="CCCCCC" w:sz="1"/>
+              <w:bottom w:val="single" w:color="CCCCCC" w:sz="1"/>
+              <w:right w:val="single" w:color="CCCCCC" w:sz="1"/>
+            </w:tcBorders>
+            <w:shd w:fill="F2F2F2" w:val="clear"/>
+            <w:tcMar>
+              <w:top w:type="dxa" w:w="60"/>
+              <w:left w:type="dxa" w:w="100"/>
+              <w:bottom w:type="dxa" w:w="60"/>
+              <w:right w:type="dxa" w:w="100"/>
+            </w:tcMar>
+          </w:tcPr>
+          <w:p>
+            <w:pPr>
+              <w:spacing w:after="200" w:before="0"/>
+            </w:pPr>
+            <w:r>
+              <w:rPr>
+                <w:rFonts w:ascii="Arial" w:cs="Arial" w:eastAsia="Arial" w:hAnsi="Arial"/>
+                <w:sz w:val="22"/>
+                <w:szCs w:val="22"/>
+              </w:rPr>
+            </w:r>
+          </w:p>
+        </w:tc>
+      </w:tr>
+      <w:tr>
+        <w:tc>
+          <w:tcPr>
+            <w:tcW w:type="dxa" w:w="3200"/>
+            <w:tcBorders>
+              <w:top w:val="single" w:color="CCCCCC" w:sz="1"/>
+              <w:left w:val="single" w:color="CCCCCC" w:sz="1"/>
+              <w:bottom w:val="single" w:color="CCCCCC" w:sz="1"/>
+              <w:right w:val="single" w:color="CCCCCC" w:sz="1"/>
+            </w:tcBorders>
+            <w:shd w:fill="FFFFFF" w:val="clear"/>
+            <w:tcMar>
+              <w:top w:type="dxa" w:w="60"/>
+              <w:left w:type="dxa" w:w="100"/>
+              <w:bottom w:type="dxa" w:w="60"/>
+              <w:right w:type="dxa" w:w="100"/>
+            </w:tcMar>
+          </w:tcPr>
+          <w:p>
+            <w:pPr>
+              <w:spacing w:after="200" w:before="0"/>
+            </w:pPr>
+            <w:r>
+              <w:rPr>
+                <w:rFonts w:ascii="Arial" w:cs="Arial" w:eastAsia="Arial" w:hAnsi="Arial"/>
+                <w:sz w:val="22"/>
+                <w:szCs w:val="22"/>
+              </w:rPr>
+            </w:r>
+          </w:p>
+        </w:tc>
+        <w:tc>
+          <w:tcPr>
+            <w:tcW w:type="dxa" w:w="2000"/>
+            <w:tcBorders>
+              <w:top w:val="single" w:color="CCCCCC" w:sz="1"/>
+              <w:left w:val="single" w:color="CCCCCC" w:sz="1"/>
+              <w:bottom w:val="single" w:color="CCCCCC" w:sz="1"/>
+              <w:right w:val="single" w:color="CCCCCC" w:sz="1"/>
+            </w:tcBorders>
+            <w:shd w:fill="FFFFFF" w:val="clear"/>
+            <w:tcMar>
+              <w:top w:type="dxa" w:w="60"/>
+              <w:left w:type="dxa" w:w="100"/>
+              <w:bottom w:type="dxa" w:w="60"/>
+              <w:right w:type="dxa" w:w="100"/>
+            </w:tcMar>
+          </w:tcPr>
+          <w:p>
+            <w:pPr>
+              <w:spacing w:after="200" w:before="0"/>
+            </w:pPr>
+            <w:r>
+              <w:rPr>
+                <w:rFonts w:ascii="Arial" w:cs="Arial" w:eastAsia="Arial" w:hAnsi="Arial"/>
+                <w:sz w:val="22"/>
+                <w:szCs w:val="22"/>
+              </w:rPr>
+            </w:r>
+          </w:p>
+        </w:tc>
+        <w:tc>
+          <w:tcPr>
+            <w:tcW w:type="dxa" w:w="2400"/>
+            <w:tcBorders>
+              <w:top w:val="single" w:color="CCCCCC" w:sz="1"/>
+              <w:left w:val="single" w:color="CCCCCC" w:sz="1"/>
+              <w:bottom w:val="single" w:color="CCCCCC" w:sz="1"/>
+              <w:right w:val="single" w:color="CCCCCC" w:sz="1"/>
+            </w:tcBorders>
+            <w:shd w:fill="FFFFFF" w:val="clear"/>
+            <w:tcMar>
+              <w:top w:type="dxa" w:w="60"/>
+              <w:left w:type="dxa" w:w="100"/>
+              <w:bottom w:type="dxa" w:w="60"/>
+              <w:right w:type="dxa" w:w="100"/>
+            </w:tcMar>
+          </w:tcPr>
+          <w:p>
+            <w:pPr>
+              <w:spacing w:after="200" w:before="0"/>
+            </w:pPr>
+            <w:r>
+              <w:rPr>
+                <w:rFonts w:ascii="Arial" w:cs="Arial" w:eastAsia="Arial" w:hAnsi="Arial"/>
+                <w:sz w:val="22"/>
+                <w:szCs w:val="22"/>
+              </w:rPr>
+            </w:r>
+          </w:p>
+        </w:tc>
+        <w:tc>
+          <w:tcPr>
+            <w:tcW w:type="dxa" w:w="760"/>
+            <w:tcBorders>
+              <w:top w:val="single" w:color="CCCCCC" w:sz="1"/>
+              <w:left w:val="single" w:color="CCCCCC" w:sz="1"/>
+              <w:bottom w:val="single" w:color="CCCCCC" w:sz="1"/>
+              <w:right w:val="single" w:color="CCCCCC" w:sz="1"/>
+            </w:tcBorders>
+            <w:shd w:fill="FFFFFF" w:val="clear"/>
+            <w:tcMar>
+              <w:top w:type="dxa" w:w="60"/>
+              <w:left w:type="dxa" w:w="100"/>
+              <w:bottom w:type="dxa" w:w="60"/>
+              <w:right w:type="dxa" w:w="100"/>
+            </w:tcMar>
+          </w:tcPr>
+          <w:p>
+            <w:pPr>
+              <w:spacing w:after="200" w:before="0"/>
+            </w:pPr>
+            <w:r>
+              <w:rPr>
+                <w:rFonts w:ascii="Arial" w:cs="Arial" w:eastAsia="Arial" w:hAnsi="Arial"/>
+                <w:sz w:val="22"/>
+                <w:szCs w:val="22"/>
+              </w:rPr>
+            </w:r>
+          </w:p>
+        </w:tc>
+      </w:tr>
+      <w:tr>
+        <w:tc>
+          <w:tcPr>
+            <w:tcW w:type="dxa" w:w="3200"/>
+            <w:tcBorders>
+              <w:top w:val="single" w:color="CCCCCC" w:sz="1"/>
+              <w:left w:val="single" w:color="CCCCCC" w:sz="1"/>
+              <w:bottom w:val="single" w:color="CCCCCC" w:sz="1"/>
+              <w:right w:val="single" w:color="CCCCCC" w:sz="1"/>
+            </w:tcBorders>
+            <w:shd w:fill="F2F2F2" w:val="clear"/>
+            <w:tcMar>
+              <w:top w:type="dxa" w:w="60"/>
+              <w:left w:type="dxa" w:w="100"/>
+              <w:bottom w:type="dxa" w:w="60"/>
+              <w:right w:type="dxa" w:w="100"/>
+            </w:tcMar>
+          </w:tcPr>
+          <w:p>
+            <w:pPr>
+              <w:spacing w:after="200" w:before="0"/>
+            </w:pPr>
+            <w:r>
+              <w:rPr>
+                <w:rFonts w:ascii="Arial" w:cs="Arial" w:eastAsia="Arial" w:hAnsi="Arial"/>
+                <w:sz w:val="22"/>
+                <w:szCs w:val="22"/>
+              </w:rPr>
+            </w:r>
+          </w:p>
+        </w:tc>
+        <w:tc>
+          <w:tcPr>
+            <w:tcW w:type="dxa" w:w="2000"/>
+            <w:tcBorders>
+              <w:top w:val="single" w:color="CCCCCC" w:sz="1"/>
+              <w:left w:val="single" w:color="CCCCCC" w:sz="1"/>
+              <w:bottom w:val="single" w:color="CCCCCC" w:sz="1"/>
+              <w:right w:val="single" w:color="CCCCCC" w:sz="1"/>
+            </w:tcBorders>
+            <w:shd w:fill="F2F2F2" w:val="clear"/>
+            <w:tcMar>
+              <w:top w:type="dxa" w:w="60"/>
+              <w:left w:type="dxa" w:w="100"/>
+              <w:bottom w:type="dxa" w:w="60"/>
+              <w:right w:type="dxa" w:w="100"/>
+            </w:tcMar>
+          </w:tcPr>
+          <w:p>
+            <w:pPr>
+              <w:spacing w:after="200" w:before="0"/>
+            </w:pPr>
+            <w:r>
+              <w:rPr>
+                <w:rFonts w:ascii="Arial" w:cs="Arial" w:eastAsia="Arial" w:hAnsi="Arial"/>
+                <w:sz w:val="22"/>
+                <w:szCs w:val="22"/>
+              </w:rPr>
+            </w:r>
+          </w:p>
+        </w:tc>
+        <w:tc>
+          <w:tcPr>
+            <w:tcW w:type="dxa" w:w="2400"/>
+            <w:tcBorders>
+              <w:top w:val="single" w:color="CCCCCC" w:sz="1"/>
+              <w:left w:val="single" w:color="CCCCCC" w:sz="1"/>
+              <w:bottom w:val="single" w:color="CCCCCC" w:sz="1"/>
+              <w:right w:val="single" w:color="CCCCCC" w:sz="1"/>
+            </w:tcBorders>
+            <w:shd w:fill="F2F2F2" w:val="clear"/>
+            <w:tcMar>
+              <w:top w:type="dxa" w:w="60"/>
+              <w:left w:type="dxa" w:w="100"/>
+              <w:bottom w:type="dxa" w:w="60"/>
+              <w:right w:type="dxa" w:w="100"/>
+            </w:tcMar>
+          </w:tcPr>
+          <w:p>
+            <w:pPr>
+              <w:spacing w:after="200" w:before="0"/>
+            </w:pPr>
+            <w:r>
+              <w:rPr>
+                <w:rFonts w:ascii="Arial" w:cs="Arial" w:eastAsia="Arial" w:hAnsi="Arial"/>
+                <w:sz w:val="22"/>
+                <w:szCs w:val="22"/>
+              </w:rPr>
+            </w:r>
+          </w:p>
+        </w:tc>
+        <w:tc>
+          <w:tcPr>
+            <w:tcW w:type="dxa" w:w="760"/>
+            <w:tcBorders>
+              <w:top w:val="single" w:color="CCCCCC" w:sz="1"/>
+              <w:left w:val="single" w:color="CCCCCC" w:sz="1"/>
+              <w:bottom w:val="single" w:color="CCCCCC" w:sz="1"/>
+              <w:right w:val="single" w:color="CCCCCC" w:sz="1"/>
+            </w:tcBorders>
+            <w:shd w:fill="F2F2F2" w:val="clear"/>
+            <w:tcMar>
+              <w:top w:type="dxa" w:w="60"/>
+              <w:left w:type="dxa" w:w="100"/>
+              <w:bottom w:type="dxa" w:w="60"/>
+              <w:right w:type="dxa" w:w="100"/>
+            </w:tcMar>
+          </w:tcPr>
+          <w:p>
+            <w:pPr>
+              <w:spacing w:after="200" w:before="0"/>
+            </w:pPr>
+            <w:r>
+              <w:rPr>
+                <w:rFonts w:ascii="Arial" w:cs="Arial" w:eastAsia="Arial" w:hAnsi="Arial"/>
+                <w:sz w:val="22"/>
+                <w:szCs w:val="22"/>
+              </w:rPr>
+            </w:r>
+          </w:p>
+        </w:tc>
+      </w:tr>
+      <w:tr>
+        <w:tc>
+          <w:tcPr>
+            <w:tcW w:type="dxa" w:w="3200"/>
+            <w:tcBorders>
+              <w:top w:val="single" w:color="CCCCCC" w:sz="1"/>
+              <w:left w:val="single" w:color="CCCCCC" w:sz="1"/>
+              <w:bottom w:val="single" w:color="CCCCCC" w:sz="1"/>
+              <w:right w:val="single" w:color="CCCCCC" w:sz="1"/>
+            </w:tcBorders>
+            <w:shd w:fill="FFFFFF" w:val="clear"/>
+            <w:tcMar>
+              <w:top w:type="dxa" w:w="60"/>
+              <w:left w:type="dxa" w:w="100"/>
+              <w:bottom w:type="dxa" w:w="60"/>
+              <w:right w:type="dxa" w:w="100"/>
+            </w:tcMar>
+          </w:tcPr>
+          <w:p>
+            <w:pPr>
+              <w:spacing w:after="200" w:before="0"/>
+            </w:pPr>
+            <w:r>
+              <w:rPr>
+                <w:rFonts w:ascii="Arial" w:cs="Arial" w:eastAsia="Arial" w:hAnsi="Arial"/>
+                <w:sz w:val="22"/>
+                <w:szCs w:val="22"/>
+              </w:rPr>
+            </w:r>
+          </w:p>
+        </w:tc>
+        <w:tc>
+          <w:tcPr>
+            <w:tcW w:type="dxa" w:w="2000"/>
+            <w:tcBorders>
+              <w:top w:val="single" w:color="CCCCCC" w:sz="1"/>
+              <w:left w:val="single" w:color="CCCCCC" w:sz="1"/>
+              <w:bottom w:val="single" w:color="CCCCCC" w:sz="1"/>
+              <w:right w:val="single" w:color="CCCCCC" w:sz="1"/>
+            </w:tcBorders>
+            <w:shd w:fill="FFFFFF" w:val="clear"/>
+            <w:tcMar>
+              <w:top w:type="dxa" w:w="60"/>
+              <w:left w:type="dxa" w:w="100"/>
+              <w:bottom w:type="dxa" w:w="60"/>
+              <w:right w:type="dxa" w:w="100"/>
+            </w:tcMar>
+          </w:tcPr>
+          <w:p>
+            <w:pPr>
+              <w:spacing w:after="200" w:before="0"/>
+            </w:pPr>
+            <w:r>
+              <w:rPr>
+                <w:rFonts w:ascii="Arial" w:cs="Arial" w:eastAsia="Arial" w:hAnsi="Arial"/>
+                <w:sz w:val="22"/>
+                <w:szCs w:val="22"/>
+              </w:rPr>
+            </w:r>
+          </w:p>
+        </w:tc>
+        <w:tc>
+          <w:tcPr>
+            <w:tcW w:type="dxa" w:w="2400"/>
+            <w:tcBorders>
+              <w:top w:val="single" w:color="CCCCCC" w:sz="1"/>
+              <w:left w:val="single" w:color="CCCCCC" w:sz="1"/>
+              <w:bottom w:val="single" w:color="CCCCCC" w:sz="1"/>
+              <w:right w:val="single" w:color="CCCCCC" w:sz="1"/>
+            </w:tcBorders>
+            <w:shd w:fill="FFFFFF" w:val="clear"/>
+            <w:tcMar>
+              <w:top w:type="dxa" w:w="60"/>
+              <w:left w:type="dxa" w:w="100"/>
+              <w:bottom w:type="dxa" w:w="60"/>
+              <w:right w:type="dxa" w:w="100"/>
+            </w:tcMar>
+          </w:tcPr>
+          <w:p>
+            <w:pPr>
+              <w:spacing w:after="200" w:before="0"/>
+            </w:pPr>
+            <w:r>
+              <w:rPr>
+                <w:rFonts w:ascii="Arial" w:cs="Arial" w:eastAsia="Arial" w:hAnsi="Arial"/>
+                <w:sz w:val="22"/>
+                <w:szCs w:val="22"/>
+              </w:rPr>
+            </w:r>
+          </w:p>
+        </w:tc>
+        <w:tc>
+          <w:tcPr>
+            <w:tcW w:type="dxa" w:w="760"/>
+            <w:tcBorders>
+              <w:top w:val="single" w:color="CCCCCC" w:sz="1"/>
+              <w:left w:val="single" w:color="CCCCCC" w:sz="1"/>
+              <w:bottom w:val="single" w:color="CCCCCC" w:sz="1"/>
+              <w:right w:val="single" w:color="CCCCCC" w:sz="1"/>
+            </w:tcBorders>
+            <w:shd w:fill="FFFFFF" w:val="clear"/>
+            <w:tcMar>
+              <w:top w:type="dxa" w:w="60"/>
+              <w:left w:type="dxa" w:w="100"/>
+              <w:bottom w:type="dxa" w:w="60"/>
+              <w:right w:type="dxa" w:w="100"/>
+            </w:tcMar>
+          </w:tcPr>
+          <w:p>
+            <w:pPr>
+              <w:spacing w:after="200" w:before="0"/>
+            </w:pPr>
+            <w:r>
+              <w:rPr>
+                <w:rFonts w:ascii="Arial" w:cs="Arial" w:eastAsia="Arial" w:hAnsi="Arial"/>
+                <w:sz w:val="22"/>
+                <w:szCs w:val="22"/>
+              </w:rPr>
             </w:r>
           </w:p>
         </w:tc>
